--- a/IPILiveDemo.docx
+++ b/IPILiveDemo.docx
@@ -5,10 +5,31 @@
     <w:p>
       <w:pPr>
         <w:pStyle w:val="1"/>
+        <w:rPr>
+          <w:lang w:val="ru-RU"/>
+        </w:rPr>
       </w:pPr>
       <w:bookmarkStart w:id="0" w:name="speaker-1-introduction-motivation"/>
       <w:r>
-        <w:t>Speaker 1 — Introduction &amp; Motivation</w:t>
+        <w:t>Speaker</w:t>
+      </w:r>
+      <w:r>
+        <w:rPr>
+          <w:lang w:val="ru-RU"/>
+        </w:rPr>
+        <w:t xml:space="preserve"> 1 — </w:t>
+      </w:r>
+      <w:r>
+        <w:t>Introduction</w:t>
+      </w:r>
+      <w:r>
+        <w:rPr>
+          <w:lang w:val="ru-RU"/>
+        </w:rPr>
+        <w:t xml:space="preserve"> &amp; </w:t>
+      </w:r>
+      <w:r>
+        <w:t>Motivation</w:t>
       </w:r>
     </w:p>
     <w:p>
@@ -46,33 +67,29 @@
     <w:p>
       <w:pPr>
         <w:pStyle w:val="a0"/>
-        <w:rPr>
-          <w:lang w:val="ru-RU"/>
-        </w:rPr>
-      </w:pPr>
-      <w:r>
-        <w:rPr>
-          <w:b/>
-          <w:bCs/>
-          <w:lang w:val="ru-RU"/>
-        </w:rPr>
-        <w:t>Речь:</w:t>
-      </w:r>
-    </w:p>
-    <w:p>
-      <w:pPr>
-        <w:pStyle w:val="a0"/>
-      </w:pPr>
-      <w:r>
-        <w:t xml:space="preserve">Our project is an </w:t>
-      </w:r>
-      <w:proofErr w:type="spellStart"/>
-      <w:r>
-        <w:t>ESLint</w:t>
-      </w:r>
-      <w:proofErr w:type="spellEnd"/>
-      <w:r>
-        <w:t xml:space="preserve"> Quick-Start Demo created for Variant A of the first-semester IPI assignment.</w:t>
+      </w:pPr>
+      <w:r>
+        <w:rPr>
+          <w:b/>
+          <w:bCs/>
+          <w:lang w:val="ru-RU"/>
+        </w:rPr>
+        <w:t>Речь</w:t>
+      </w:r>
+      <w:r>
+        <w:rPr>
+          <w:b/>
+          <w:bCs/>
+        </w:rPr>
+        <w:t>:</w:t>
+      </w:r>
+    </w:p>
+    <w:p>
+      <w:pPr>
+        <w:pStyle w:val="a0"/>
+      </w:pPr>
+      <w:r>
+        <w:t>Our project is an ESLint Quick-Start Demo created for Variant A of the first-semester IPI assignment.</w:t>
       </w:r>
     </w:p>
     <w:p>
@@ -116,58 +133,12 @@
         <w:pStyle w:val="a0"/>
       </w:pPr>
       <w:r>
-        <w:t>ESLint performs static analysis of the source code. Static analysis means that the tool examines the code without executing the application.</w:t>
-      </w:r>
-    </w:p>
-    <w:p>
-      <w:pPr>
-        <w:pStyle w:val="a0"/>
-      </w:pPr>
-      <w:r>
-        <w:t>It compares the source code with a predefined set of rules and reports violations before the code reaches production or even before it is committed.</w:t>
-      </w:r>
-    </w:p>
-    <w:p>
-      <w:pPr>
-        <w:pStyle w:val="a0"/>
-      </w:pPr>
-      <w:r>
-        <w:t>Prettier solves a different problem. ESLint mainly focuses on code quality and programming patterns, while Prettier automatically produces consistent code formatting.</w:t>
-      </w:r>
-    </w:p>
-    <w:p>
-      <w:pPr>
-        <w:pStyle w:val="a0"/>
-      </w:pPr>
-      <w:proofErr w:type="gramStart"/>
-      <w:r>
-        <w:t>So</w:t>
-      </w:r>
-      <w:proofErr w:type="gramEnd"/>
-      <w:r>
-        <w:t xml:space="preserve"> the general workflow of our project is:</w:t>
-      </w:r>
-      <w:r>
-        <w:t xml:space="preserve"> </w:t>
-      </w:r>
-      <w:r>
-        <w:t xml:space="preserve">source code, then </w:t>
-      </w:r>
-      <w:proofErr w:type="spellStart"/>
-      <w:r>
-        <w:t>ESLint</w:t>
-      </w:r>
-      <w:proofErr w:type="spellEnd"/>
-      <w:r>
-        <w:t xml:space="preserve"> static analysis, then Prettier formatting validation.</w:t>
-      </w:r>
-    </w:p>
-    <w:p>
-      <w:pPr>
-        <w:pStyle w:val="a0"/>
-        <w:rPr>
-          <w:lang w:val="ru-RU"/>
-        </w:rPr>
+        <w:t>ESLint performs static analysis of the source code. It compares the source code with a predefined set of rules and reports violations before the code reaches production or even before it is committed.Prettier automatically produces consistent code formatting.</w:t>
+      </w:r>
+    </w:p>
+    <w:p>
+      <w:pPr>
+        <w:pStyle w:val="a0"/>
       </w:pPr>
       <w:r>
         <w:t>The application itself is intentionally simple because the purpose of Variant A is to demonstrate the deployment and configuration of the engineering tool rather than to build a complex application.</w:t>
@@ -196,98 +167,82 @@
       </w:pPr>
       <w:r>
         <w:lastRenderedPageBreak/>
-        <w:t xml:space="preserve">Speaker 2 — </w:t>
-      </w:r>
-      <w:proofErr w:type="spellStart"/>
-      <w:proofErr w:type="gramStart"/>
-      <w:r>
+        <w:t>Speaker 2 — package.json and project structure</w:t>
+      </w:r>
+      <w:bookmarkStart w:id="3" w:name="время-2-минуты"/>
+    </w:p>
+    <w:p>
+      <w:pPr>
+        <w:pStyle w:val="FirstParagraph"/>
+        <w:rPr>
+          <w:lang w:val="ru-RU"/>
+        </w:rPr>
+      </w:pPr>
+      <w:r>
+        <w:rPr>
+          <w:b/>
+          <w:bCs/>
+          <w:lang w:val="ru-RU"/>
+        </w:rPr>
+        <w:t>На экране:</w:t>
+      </w:r>
+      <w:r>
+        <w:rPr>
+          <w:lang w:val="ru-RU"/>
+        </w:rPr>
+        <w:t xml:space="preserve"> открыть </w:t>
+      </w:r>
+      <w:r>
+        <w:rPr>
+          <w:rStyle w:val="VerbatimChar"/>
+        </w:rPr>
+        <w:t>package</w:t>
+      </w:r>
+      <w:r>
+        <w:rPr>
+          <w:rStyle w:val="VerbatimChar"/>
+          <w:lang w:val="ru-RU"/>
+        </w:rPr>
+        <w:t>.</w:t>
+      </w:r>
+      <w:r>
+        <w:rPr>
+          <w:rStyle w:val="VerbatimChar"/>
+        </w:rPr>
+        <w:t>json</w:t>
+      </w:r>
+      <w:r>
+        <w:rPr>
+          <w:lang w:val="ru-RU"/>
+        </w:rPr>
+        <w:t>.</w:t>
+      </w:r>
+    </w:p>
+    <w:p>
+      <w:pPr>
+        <w:pStyle w:val="a0"/>
+      </w:pPr>
+      <w:r>
+        <w:rPr>
+          <w:b/>
+          <w:bCs/>
+        </w:rPr>
+        <w:t>Речь:</w:t>
+      </w:r>
+    </w:p>
+    <w:p>
+      <w:pPr>
+        <w:pStyle w:val="a0"/>
+      </w:pPr>
+      <w:r>
+        <w:t xml:space="preserve">The main project configuration is stored in </w:t>
+      </w:r>
+      <w:r>
+        <w:rPr>
+          <w:rStyle w:val="VerbatimChar"/>
+        </w:rPr>
         <w:t>package.json</w:t>
       </w:r>
-      <w:proofErr w:type="spellEnd"/>
-      <w:proofErr w:type="gramEnd"/>
-      <w:r>
-        <w:t xml:space="preserve"> and project structure</w:t>
-      </w:r>
-      <w:bookmarkStart w:id="3" w:name="время-2-минуты"/>
-    </w:p>
-    <w:p>
-      <w:pPr>
-        <w:pStyle w:val="FirstParagraph"/>
-        <w:rPr>
-          <w:lang w:val="ru-RU"/>
-        </w:rPr>
-      </w:pPr>
-      <w:r>
-        <w:rPr>
-          <w:b/>
-          <w:bCs/>
-          <w:lang w:val="ru-RU"/>
-        </w:rPr>
-        <w:t>На экране:</w:t>
-      </w:r>
-      <w:r>
-        <w:rPr>
-          <w:lang w:val="ru-RU"/>
-        </w:rPr>
-        <w:t xml:space="preserve"> открыть </w:t>
-      </w:r>
-      <w:proofErr w:type="gramStart"/>
-      <w:r>
-        <w:rPr>
-          <w:rStyle w:val="VerbatimChar"/>
-        </w:rPr>
-        <w:t>package</w:t>
-      </w:r>
-      <w:r>
-        <w:rPr>
-          <w:rStyle w:val="VerbatimChar"/>
-          <w:lang w:val="ru-RU"/>
-        </w:rPr>
-        <w:t>.</w:t>
-      </w:r>
-      <w:proofErr w:type="spellStart"/>
-      <w:r>
-        <w:rPr>
-          <w:rStyle w:val="VerbatimChar"/>
-        </w:rPr>
-        <w:t>json</w:t>
-      </w:r>
-      <w:proofErr w:type="spellEnd"/>
-      <w:proofErr w:type="gramEnd"/>
-      <w:r>
-        <w:rPr>
-          <w:lang w:val="ru-RU"/>
-        </w:rPr>
-        <w:t>.</w:t>
-      </w:r>
-    </w:p>
-    <w:p>
-      <w:pPr>
-        <w:pStyle w:val="a0"/>
-      </w:pPr>
-      <w:r>
-        <w:rPr>
-          <w:b/>
-          <w:bCs/>
-        </w:rPr>
-        <w:t>Речь:</w:t>
-      </w:r>
-    </w:p>
-    <w:p>
-      <w:pPr>
-        <w:pStyle w:val="a0"/>
-      </w:pPr>
-      <w:r>
-        <w:t xml:space="preserve">The main project configuration is stored in </w:t>
-      </w:r>
-      <w:proofErr w:type="gramStart"/>
-      <w:r>
-        <w:rPr>
-          <w:rStyle w:val="VerbatimChar"/>
-        </w:rPr>
-        <w:t>package.json</w:t>
-      </w:r>
-      <w:proofErr w:type="gramEnd"/>
       <w:r>
         <w:t>.</w:t>
       </w:r>
@@ -412,7 +367,6 @@
       <w:r>
         <w:t xml:space="preserve">The </w:t>
       </w:r>
-      <w:proofErr w:type="gramStart"/>
       <w:r>
         <w:rPr>
           <w:rStyle w:val="VerbatimChar"/>
@@ -421,7 +375,6 @@
         </w:rPr>
         <w:t>lint:fix</w:t>
       </w:r>
-      <w:proofErr w:type="gramEnd"/>
       <w:r>
         <w:t xml:space="preserve"> command uses the ESLint </w:t>
       </w:r>
@@ -450,18 +403,8 @@
           <w:b/>
           <w:bCs/>
         </w:rPr>
-        <w:t xml:space="preserve">npm run </w:t>
-      </w:r>
-      <w:proofErr w:type="gramStart"/>
-      <w:r>
-        <w:rPr>
-          <w:rStyle w:val="VerbatimChar"/>
-          <w:b/>
-          <w:bCs/>
-        </w:rPr>
-        <w:t>lint:fix</w:t>
-      </w:r>
-      <w:proofErr w:type="gramEnd"/>
+        <w:t>npm run lint:fix</w:t>
+      </w:r>
     </w:p>
     <w:p>
       <w:pPr>
@@ -491,7 +434,6 @@
       <w:pPr>
         <w:pStyle w:val="a0"/>
       </w:pPr>
-      <w:proofErr w:type="gramStart"/>
       <w:r>
         <w:rPr>
           <w:rStyle w:val="VerbatimChar"/>
@@ -500,7 +442,6 @@
         </w:rPr>
         <w:t>format:check</w:t>
       </w:r>
-      <w:proofErr w:type="gramEnd"/>
       <w:r>
         <w:t xml:space="preserve"> verifies formatting without modifying the files.</w:t>
       </w:r>
@@ -543,11 +484,7 @@
     <w:p>
       <w:pPr>
         <w:pStyle w:val="FirstParagraph"/>
-        <w:rPr>
-          <w:lang w:val="ru-RU"/>
-        </w:rPr>
-      </w:pPr>
-      <w:proofErr w:type="gramStart"/>
+      </w:pPr>
       <w:r>
         <w:t xml:space="preserve">The </w:t>
       </w:r>
@@ -557,7 +494,6 @@
         </w:rPr>
         <w:t>&amp;&amp;</w:t>
       </w:r>
-      <w:proofErr w:type="gramEnd"/>
       <w:r>
         <w:t xml:space="preserve"> operator means that the second command is executed only if the first command completes successfully.</w:t>
       </w:r>
@@ -581,57 +517,68 @@
     <w:p>
       <w:pPr>
         <w:pStyle w:val="1"/>
-        <w:rPr>
-          <w:lang w:val="ru-RU"/>
-        </w:rPr>
       </w:pPr>
       <w:r>
         <w:lastRenderedPageBreak/>
-        <w:t xml:space="preserve">Speaker 3 — </w:t>
-      </w:r>
-      <w:proofErr w:type="spellStart"/>
-      <w:r>
-        <w:t>ESLint</w:t>
-      </w:r>
-      <w:proofErr w:type="spellEnd"/>
-      <w:r>
-        <w:t xml:space="preserve"> and Prettier configuration</w:t>
+        <w:t>Speaker 3 — ESLint and Prettier configuration</w:t>
       </w:r>
       <w:bookmarkStart w:id="5" w:name="время-22.5-минуты"/>
     </w:p>
     <w:p>
       <w:pPr>
         <w:pStyle w:val="FirstParagraph"/>
-        <w:rPr>
-          <w:lang w:val="ru-RU"/>
-        </w:rPr>
-      </w:pPr>
-      <w:r>
-        <w:rPr>
-          <w:b/>
-          <w:bCs/>
-          <w:lang w:val="ru-RU"/>
-        </w:rPr>
-        <w:t>На экране:</w:t>
-      </w:r>
-      <w:r>
-        <w:rPr>
-          <w:lang w:val="ru-RU"/>
-        </w:rPr>
-        <w:t xml:space="preserve"> открыть </w:t>
-      </w:r>
-      <w:proofErr w:type="spellStart"/>
+      </w:pPr>
+      <w:r>
+        <w:rPr>
+          <w:b/>
+          <w:bCs/>
+          <w:lang w:val="ru-RU"/>
+        </w:rPr>
+        <w:t>На</w:t>
+      </w:r>
+      <w:r>
+        <w:rPr>
+          <w:b/>
+          <w:bCs/>
+        </w:rPr>
+        <w:t xml:space="preserve"> </w:t>
+      </w:r>
+      <w:r>
+        <w:rPr>
+          <w:b/>
+          <w:bCs/>
+          <w:lang w:val="ru-RU"/>
+        </w:rPr>
+        <w:t>экране</w:t>
+      </w:r>
+      <w:r>
+        <w:rPr>
+          <w:b/>
+          <w:bCs/>
+        </w:rPr>
+        <w:t>:</w:t>
+      </w:r>
+      <w:r>
+        <w:t xml:space="preserve"> </w:t>
+      </w:r>
+      <w:r>
+        <w:rPr>
+          <w:lang w:val="ru-RU"/>
+        </w:rPr>
+        <w:t>открыть</w:t>
+      </w:r>
+      <w:r>
+        <w:t xml:space="preserve"> </w:t>
+      </w:r>
       <w:r>
         <w:rPr>
           <w:rStyle w:val="VerbatimChar"/>
         </w:rPr>
         <w:t>eslint</w:t>
       </w:r>
-      <w:proofErr w:type="spellEnd"/>
-      <w:r>
-        <w:rPr>
-          <w:rStyle w:val="VerbatimChar"/>
-          <w:lang w:val="ru-RU"/>
+      <w:r>
+        <w:rPr>
+          <w:rStyle w:val="VerbatimChar"/>
         </w:rPr>
         <w:t>.</w:t>
       </w:r>
@@ -644,22 +591,16 @@
       <w:r>
         <w:rPr>
           <w:rStyle w:val="VerbatimChar"/>
-          <w:lang w:val="ru-RU"/>
         </w:rPr>
         <w:t>.</w:t>
       </w:r>
-      <w:proofErr w:type="spellStart"/>
       <w:r>
         <w:rPr>
           <w:rStyle w:val="VerbatimChar"/>
         </w:rPr>
         <w:t>js</w:t>
       </w:r>
-      <w:proofErr w:type="spellEnd"/>
-      <w:r>
-        <w:rPr>
-          <w:lang w:val="ru-RU"/>
-        </w:rPr>
+      <w:r>
         <w:t>.</w:t>
       </w:r>
     </w:p>
@@ -668,15 +609,7 @@
         <w:pStyle w:val="a0"/>
       </w:pPr>
       <w:r>
-        <w:t xml:space="preserve">Now I will explain the </w:t>
-      </w:r>
-      <w:proofErr w:type="spellStart"/>
-      <w:r>
-        <w:t>ESLint</w:t>
-      </w:r>
-      <w:proofErr w:type="spellEnd"/>
-      <w:r>
-        <w:t xml:space="preserve"> configuration.</w:t>
+        <w:t>Now I will explain the ESLint configuration.</w:t>
       </w:r>
       <w:r>
         <w:t xml:space="preserve"> </w:t>
@@ -702,7 +635,6 @@
         </w:rPr>
         <w:t xml:space="preserve"> js </w:t>
       </w:r>
-      <w:proofErr w:type="gramStart"/>
       <w:r>
         <w:rPr>
           <w:rStyle w:val="ImportTok"/>
@@ -719,20 +651,328 @@
         <w:rPr>
           <w:rStyle w:val="StringTok"/>
         </w:rPr>
-        <w:t>'@</w:t>
-      </w:r>
-      <w:proofErr w:type="gramEnd"/>
+        <w:t>'@eslint/js'</w:t>
+      </w:r>
+      <w:r>
+        <w:rPr>
+          <w:rStyle w:val="OperatorTok"/>
+        </w:rPr>
+        <w:t>;</w:t>
+      </w:r>
+    </w:p>
+    <w:p>
+      <w:pPr>
+        <w:pStyle w:val="FirstParagraph"/>
+      </w:pPr>
+      <w:r>
+        <w:t>Then we use:</w:t>
+      </w:r>
+      <w:r>
+        <w:t xml:space="preserve"> </w:t>
+      </w:r>
+      <w:r>
+        <w:rPr>
+          <w:rStyle w:val="NormalTok"/>
+        </w:rPr>
+        <w:t>js</w:t>
+      </w:r>
+      <w:r>
+        <w:rPr>
+          <w:rStyle w:val="OperatorTok"/>
+        </w:rPr>
+        <w:t>.</w:t>
+      </w:r>
+      <w:r>
+        <w:rPr>
+          <w:rStyle w:val="AttributeTok"/>
+        </w:rPr>
+        <w:t>configs</w:t>
+      </w:r>
+      <w:r>
+        <w:rPr>
+          <w:rStyle w:val="OperatorTok"/>
+        </w:rPr>
+        <w:t>.</w:t>
+      </w:r>
+      <w:r>
+        <w:rPr>
+          <w:rStyle w:val="AttributeTok"/>
+        </w:rPr>
+        <w:t>recommended</w:t>
+      </w:r>
+    </w:p>
+    <w:p>
+      <w:pPr>
+        <w:pStyle w:val="FirstParagraph"/>
+      </w:pPr>
+      <w:r>
+        <w:t>This enables the standard set of rules recommended by ESLint.</w:t>
+      </w:r>
+      <w:r>
+        <w:t xml:space="preserve"> </w:t>
+      </w:r>
+      <w:r>
+        <w:t>After that, we add our own configuration.</w:t>
+      </w:r>
+      <w:r>
+        <w:t xml:space="preserve"> </w:t>
+      </w:r>
+      <w:r>
+        <w:t xml:space="preserve">The </w:t>
+      </w:r>
+      <w:r>
+        <w:rPr>
+          <w:rStyle w:val="VerbatimChar"/>
+        </w:rPr>
+        <w:t>files</w:t>
+      </w:r>
+      <w:r>
+        <w:t xml:space="preserve"> property specifies that these rules should be applied to JavaScript files inside the </w:t>
+      </w:r>
+      <w:r>
+        <w:rPr>
+          <w:rStyle w:val="VerbatimChar"/>
+        </w:rPr>
+        <w:t>src</w:t>
+      </w:r>
+      <w:r>
+        <w:t xml:space="preserve"> directory.</w:t>
+      </w:r>
+      <w:r>
+        <w:t xml:space="preserve"> </w:t>
+      </w:r>
+      <w:r>
+        <w:t>ESLint performs static analysis and does not automatically assume which runtime environment is used.</w:t>
+      </w:r>
+      <w:r>
+        <w:t xml:space="preserve"> </w:t>
+      </w:r>
+    </w:p>
+    <w:p>
+      <w:pPr>
+        <w:pStyle w:val="a0"/>
+      </w:pPr>
+      <w:r>
+        <w:t xml:space="preserve">The first rule is </w:t>
+      </w:r>
+      <w:r>
+        <w:rPr>
+          <w:rStyle w:val="VerbatimChar"/>
+        </w:rPr>
+        <w:t>no-var</w:t>
+      </w:r>
+      <w:r>
+        <w:t>.</w:t>
+      </w:r>
+      <w:r>
+        <w:t xml:space="preserve"> </w:t>
+      </w:r>
+      <w:r>
+        <w:t xml:space="preserve">It rejects declarations using </w:t>
+      </w:r>
+      <w:r>
+        <w:rPr>
+          <w:rStyle w:val="VerbatimChar"/>
+        </w:rPr>
+        <w:t>var</w:t>
+      </w:r>
+      <w:r>
+        <w:t xml:space="preserve"> and encourages modern </w:t>
+      </w:r>
+      <w:r>
+        <w:rPr>
+          <w:rStyle w:val="VerbatimChar"/>
+        </w:rPr>
+        <w:t>let</w:t>
+      </w:r>
+      <w:r>
+        <w:t xml:space="preserve"> or </w:t>
+      </w:r>
+      <w:r>
+        <w:rPr>
+          <w:rStyle w:val="VerbatimChar"/>
+        </w:rPr>
+        <w:t>const</w:t>
+      </w:r>
+      <w:r>
+        <w:t xml:space="preserve"> declarations.</w:t>
+      </w:r>
+    </w:p>
+    <w:p>
+      <w:pPr>
+        <w:pStyle w:val="a0"/>
+      </w:pPr>
+      <w:r>
+        <w:t xml:space="preserve">The second rule is </w:t>
+      </w:r>
+      <w:r>
+        <w:rPr>
+          <w:rStyle w:val="VerbatimChar"/>
+        </w:rPr>
+        <w:t>prefer-const</w:t>
+      </w:r>
+      <w:r>
+        <w:t>.</w:t>
+      </w:r>
+      <w:r>
+        <w:t xml:space="preserve"> </w:t>
+      </w:r>
+      <w:r>
+        <w:t xml:space="preserve">If a variable is declared with </w:t>
+      </w:r>
+      <w:r>
+        <w:rPr>
+          <w:rStyle w:val="VerbatimChar"/>
+        </w:rPr>
+        <w:t>let</w:t>
+      </w:r>
+      <w:r>
+        <w:t xml:space="preserve"> but is never reassigned, ESLint recommends using </w:t>
+      </w:r>
+      <w:r>
+        <w:rPr>
+          <w:rStyle w:val="VerbatimChar"/>
+        </w:rPr>
+        <w:t>const</w:t>
+      </w:r>
+      <w:r>
+        <w:t>.</w:t>
+      </w:r>
+    </w:p>
+    <w:p>
+      <w:pPr>
+        <w:pStyle w:val="a0"/>
+      </w:pPr>
+      <w:r>
+        <w:t xml:space="preserve">The next rule is </w:t>
+      </w:r>
+      <w:r>
+        <w:rPr>
+          <w:rStyle w:val="VerbatimChar"/>
+        </w:rPr>
+        <w:t>no-unused-vars</w:t>
+      </w:r>
+      <w:r>
+        <w:t>.</w:t>
+      </w:r>
+      <w:r>
+        <w:t xml:space="preserve"> </w:t>
+      </w:r>
+      <w:r>
+        <w:t>It detects variables that are declared but never used. Unused variables can indicate dead code, incomplete refactoring or programming mistakes.</w:t>
+      </w:r>
+    </w:p>
+    <w:p>
+      <w:pPr>
+        <w:pStyle w:val="a0"/>
+      </w:pPr>
+      <w:r>
+        <w:t xml:space="preserve">The last rule is </w:t>
+      </w:r>
+      <w:r>
+        <w:rPr>
+          <w:rStyle w:val="VerbatimChar"/>
+        </w:rPr>
+        <w:t>eqeqeq</w:t>
+      </w:r>
+      <w:r>
+        <w:t>.</w:t>
+      </w:r>
+      <w:r>
+        <w:t xml:space="preserve"> </w:t>
+      </w:r>
+      <w:r>
+        <w:t>It requires strict comparison operators.</w:t>
+      </w:r>
+    </w:p>
+    <w:p>
+      <w:pPr>
+        <w:pStyle w:val="a0"/>
+      </w:pPr>
+      <w:r>
+        <w:t>For example:</w:t>
+      </w:r>
+      <w:r>
+        <w:t xml:space="preserve"> </w:t>
+      </w:r>
+      <w:r>
+        <w:rPr>
+          <w:rStyle w:val="DecValTok"/>
+        </w:rPr>
+        <w:t>5</w:t>
+      </w:r>
+      <w:r>
+        <w:rPr>
+          <w:rStyle w:val="NormalTok"/>
+        </w:rPr>
+        <w:t xml:space="preserve"> </w:t>
+      </w:r>
+      <w:r>
+        <w:rPr>
+          <w:rStyle w:val="OperatorTok"/>
+        </w:rPr>
+        <w:t>==</w:t>
+      </w:r>
+      <w:r>
+        <w:rPr>
+          <w:rStyle w:val="NormalTok"/>
+        </w:rPr>
+        <w:t xml:space="preserve"> </w:t>
+      </w:r>
       <w:r>
         <w:rPr>
           <w:rStyle w:val="StringTok"/>
         </w:rPr>
-        <w:t>eslint/js'</w:t>
+        <w:t>'5'</w:t>
+      </w:r>
+    </w:p>
+    <w:p>
+      <w:pPr>
+        <w:pStyle w:val="FirstParagraph"/>
+      </w:pPr>
+      <w:r>
+        <w:t>returns true because JavaScript performs implicit type conversion.</w:t>
+      </w:r>
+    </w:p>
+    <w:p>
+      <w:pPr>
+        <w:pStyle w:val="a0"/>
+      </w:pPr>
+      <w:r>
+        <w:t>But:</w:t>
+      </w:r>
+      <w:r>
+        <w:t xml:space="preserve"> </w:t>
+      </w:r>
+      <w:r>
+        <w:rPr>
+          <w:rStyle w:val="DecValTok"/>
+        </w:rPr>
+        <w:t>5</w:t>
+      </w:r>
+      <w:r>
+        <w:rPr>
+          <w:rStyle w:val="NormalTok"/>
+        </w:rPr>
+        <w:t xml:space="preserve"> </w:t>
       </w:r>
       <w:r>
         <w:rPr>
           <w:rStyle w:val="OperatorTok"/>
         </w:rPr>
-        <w:t>;</w:t>
+        <w:t>===</w:t>
+      </w:r>
+      <w:r>
+        <w:rPr>
+          <w:rStyle w:val="NormalTok"/>
+        </w:rPr>
+        <w:t xml:space="preserve"> </w:t>
+      </w:r>
+      <w:r>
+        <w:rPr>
+          <w:rStyle w:val="StringTok"/>
+        </w:rPr>
+        <w:t>'5'</w:t>
       </w:r>
     </w:p>
     <w:p>
@@ -740,384 +980,39 @@
         <w:pStyle w:val="FirstParagraph"/>
       </w:pPr>
       <w:r>
-        <w:t>Then we use:</w:t>
-      </w:r>
-      <w:r>
-        <w:t xml:space="preserve"> </w:t>
-      </w:r>
-      <w:proofErr w:type="spellStart"/>
-      <w:proofErr w:type="gramStart"/>
-      <w:r>
-        <w:rPr>
-          <w:rStyle w:val="NormalTok"/>
-        </w:rPr>
-        <w:t>js</w:t>
-      </w:r>
-      <w:r>
-        <w:rPr>
-          <w:rStyle w:val="OperatorTok"/>
+        <w:t>returns false because strict equality compares values without that implicit conversion.</w:t>
+      </w:r>
+    </w:p>
+    <w:p>
+      <w:pPr>
+        <w:pStyle w:val="a0"/>
+      </w:pPr>
+      <w:r>
+        <w:rPr>
+          <w:b/>
+          <w:bCs/>
+        </w:rPr>
+        <w:t xml:space="preserve">На экране открыть </w:t>
+      </w:r>
+      <w:r>
+        <w:rPr>
+          <w:rStyle w:val="VerbatimChar"/>
+          <w:b/>
+          <w:bCs/>
+        </w:rPr>
+        <w:t>.prettierrc</w:t>
+      </w:r>
+      <w:r>
+        <w:rPr>
+          <w:b/>
+          <w:bCs/>
         </w:rPr>
         <w:t>.</w:t>
       </w:r>
-      <w:r>
-        <w:rPr>
-          <w:rStyle w:val="AttributeTok"/>
-        </w:rPr>
-        <w:t>configs</w:t>
-      </w:r>
-      <w:proofErr w:type="gramEnd"/>
-      <w:r>
-        <w:rPr>
-          <w:rStyle w:val="OperatorTok"/>
-        </w:rPr>
-        <w:t>.</w:t>
-      </w:r>
-      <w:r>
-        <w:rPr>
-          <w:rStyle w:val="AttributeTok"/>
-        </w:rPr>
-        <w:t>recommended</w:t>
-      </w:r>
-      <w:proofErr w:type="spellEnd"/>
-    </w:p>
-    <w:p>
-      <w:pPr>
-        <w:pStyle w:val="FirstParagraph"/>
-      </w:pPr>
-      <w:r>
-        <w:t xml:space="preserve">This enables the standard set of rules recommended by </w:t>
-      </w:r>
-      <w:proofErr w:type="spellStart"/>
-      <w:r>
-        <w:t>ESLint</w:t>
-      </w:r>
-      <w:proofErr w:type="spellEnd"/>
-      <w:r>
-        <w:t>.</w:t>
-      </w:r>
-      <w:r>
-        <w:t xml:space="preserve"> </w:t>
-      </w:r>
-      <w:r>
-        <w:t>After that, we add our own configuration.</w:t>
-      </w:r>
-      <w:r>
-        <w:t xml:space="preserve"> </w:t>
-      </w:r>
-      <w:r>
-        <w:t xml:space="preserve">The </w:t>
-      </w:r>
-      <w:r>
-        <w:rPr>
-          <w:rStyle w:val="VerbatimChar"/>
-        </w:rPr>
-        <w:t>files</w:t>
-      </w:r>
-      <w:r>
-        <w:t xml:space="preserve"> property specifies that these rules should be applied to JavaScript files inside the </w:t>
-      </w:r>
-      <w:proofErr w:type="spellStart"/>
-      <w:r>
-        <w:rPr>
-          <w:rStyle w:val="VerbatimChar"/>
-        </w:rPr>
-        <w:t>src</w:t>
-      </w:r>
-      <w:proofErr w:type="spellEnd"/>
-      <w:r>
-        <w:t xml:space="preserve"> directory.</w:t>
-      </w:r>
-      <w:r>
-        <w:t xml:space="preserve"> </w:t>
-      </w:r>
-      <w:proofErr w:type="spellStart"/>
-      <w:r>
-        <w:t>ESLint</w:t>
-      </w:r>
-      <w:proofErr w:type="spellEnd"/>
-      <w:r>
-        <w:t xml:space="preserve"> performs static analysis and does not automatically assume which runtime environment is used.</w:t>
-      </w:r>
-      <w:r>
-        <w:t xml:space="preserve"> </w:t>
-      </w:r>
-    </w:p>
-    <w:p>
-      <w:pPr>
-        <w:pStyle w:val="a0"/>
-      </w:pPr>
-      <w:r>
-        <w:t xml:space="preserve">The first rule is </w:t>
-      </w:r>
-      <w:r>
-        <w:rPr>
-          <w:rStyle w:val="VerbatimChar"/>
-        </w:rPr>
-        <w:t>no-var</w:t>
-      </w:r>
-      <w:r>
-        <w:t>.</w:t>
-      </w:r>
-      <w:r>
-        <w:t xml:space="preserve"> </w:t>
-      </w:r>
-      <w:r>
-        <w:t xml:space="preserve">It rejects declarations using </w:t>
-      </w:r>
-      <w:r>
-        <w:rPr>
-          <w:rStyle w:val="VerbatimChar"/>
-        </w:rPr>
-        <w:t>var</w:t>
-      </w:r>
-      <w:r>
-        <w:t xml:space="preserve"> and encourages modern </w:t>
-      </w:r>
-      <w:r>
-        <w:rPr>
-          <w:rStyle w:val="VerbatimChar"/>
-        </w:rPr>
-        <w:t>let</w:t>
-      </w:r>
-      <w:r>
-        <w:t xml:space="preserve"> or </w:t>
-      </w:r>
-      <w:r>
-        <w:rPr>
-          <w:rStyle w:val="VerbatimChar"/>
-        </w:rPr>
-        <w:t>const</w:t>
-      </w:r>
-      <w:r>
-        <w:t xml:space="preserve"> declarations.</w:t>
-      </w:r>
-    </w:p>
-    <w:p>
-      <w:pPr>
-        <w:pStyle w:val="a0"/>
-      </w:pPr>
-      <w:r>
-        <w:t xml:space="preserve">The second rule is </w:t>
-      </w:r>
-      <w:r>
-        <w:rPr>
-          <w:rStyle w:val="VerbatimChar"/>
-        </w:rPr>
-        <w:t>prefer-const</w:t>
-      </w:r>
-      <w:r>
-        <w:t>.</w:t>
-      </w:r>
-      <w:r>
-        <w:t xml:space="preserve"> </w:t>
-      </w:r>
-      <w:r>
-        <w:t xml:space="preserve">If a variable is declared with </w:t>
-      </w:r>
-      <w:r>
-        <w:rPr>
-          <w:rStyle w:val="VerbatimChar"/>
-        </w:rPr>
-        <w:t>let</w:t>
-      </w:r>
-      <w:r>
-        <w:t xml:space="preserve"> but is never reassigned, ESLint recommends using </w:t>
-      </w:r>
-      <w:r>
-        <w:rPr>
-          <w:rStyle w:val="VerbatimChar"/>
-        </w:rPr>
-        <w:t>const</w:t>
-      </w:r>
-      <w:r>
-        <w:t>.</w:t>
-      </w:r>
-    </w:p>
-    <w:p>
-      <w:pPr>
-        <w:pStyle w:val="a0"/>
-      </w:pPr>
-      <w:r>
-        <w:t xml:space="preserve">The next rule is </w:t>
-      </w:r>
-      <w:r>
-        <w:rPr>
-          <w:rStyle w:val="VerbatimChar"/>
-        </w:rPr>
-        <w:t>no-unused-vars</w:t>
-      </w:r>
-      <w:r>
-        <w:t>.</w:t>
-      </w:r>
-      <w:r>
-        <w:t xml:space="preserve"> </w:t>
-      </w:r>
-      <w:r>
-        <w:t>It detects variables that are declared but never used. Unused variables can indicate dead code, incomplete refactoring or programming mistakes.</w:t>
-      </w:r>
-    </w:p>
-    <w:p>
-      <w:pPr>
-        <w:pStyle w:val="a0"/>
-      </w:pPr>
-      <w:r>
-        <w:t xml:space="preserve">The last rule is </w:t>
-      </w:r>
-      <w:proofErr w:type="spellStart"/>
-      <w:r>
-        <w:rPr>
-          <w:rStyle w:val="VerbatimChar"/>
-        </w:rPr>
-        <w:t>eqeqeq</w:t>
-      </w:r>
-      <w:proofErr w:type="spellEnd"/>
-      <w:r>
-        <w:t>.</w:t>
-      </w:r>
-      <w:r>
-        <w:t xml:space="preserve"> </w:t>
-      </w:r>
-      <w:r>
-        <w:t>It requires strict comparison operators.</w:t>
-      </w:r>
-    </w:p>
-    <w:p>
-      <w:pPr>
-        <w:pStyle w:val="a0"/>
-      </w:pPr>
-      <w:r>
-        <w:t>For example:</w:t>
-      </w:r>
-      <w:r>
-        <w:rPr>
-          <w:lang w:val="ru-RU"/>
-        </w:rPr>
-        <w:t xml:space="preserve"> </w:t>
-      </w:r>
-      <w:r>
-        <w:rPr>
-          <w:rStyle w:val="DecValTok"/>
-        </w:rPr>
-        <w:t>5</w:t>
-      </w:r>
-      <w:r>
-        <w:rPr>
-          <w:rStyle w:val="NormalTok"/>
-        </w:rPr>
-        <w:t xml:space="preserve"> </w:t>
-      </w:r>
-      <w:r>
-        <w:rPr>
-          <w:rStyle w:val="OperatorTok"/>
-        </w:rPr>
-        <w:t>==</w:t>
-      </w:r>
-      <w:r>
-        <w:rPr>
-          <w:rStyle w:val="NormalTok"/>
-        </w:rPr>
-        <w:t xml:space="preserve"> </w:t>
-      </w:r>
-      <w:r>
-        <w:rPr>
-          <w:rStyle w:val="StringTok"/>
-        </w:rPr>
-        <w:t>'5'</w:t>
-      </w:r>
-    </w:p>
-    <w:p>
-      <w:pPr>
-        <w:pStyle w:val="FirstParagraph"/>
-      </w:pPr>
-      <w:r>
-        <w:t>returns true because JavaScript performs implicit type conversion.</w:t>
-      </w:r>
-    </w:p>
-    <w:p>
-      <w:pPr>
-        <w:pStyle w:val="a0"/>
-      </w:pPr>
-      <w:r>
-        <w:t>But:</w:t>
-      </w:r>
-      <w:r>
-        <w:rPr>
-          <w:lang w:val="ru-RU"/>
-        </w:rPr>
-        <w:t xml:space="preserve"> </w:t>
-      </w:r>
-      <w:r>
-        <w:rPr>
-          <w:rStyle w:val="DecValTok"/>
-        </w:rPr>
-        <w:t>5</w:t>
-      </w:r>
-      <w:r>
-        <w:rPr>
-          <w:rStyle w:val="NormalTok"/>
-        </w:rPr>
-        <w:t xml:space="preserve"> </w:t>
-      </w:r>
-      <w:r>
-        <w:rPr>
-          <w:rStyle w:val="OperatorTok"/>
-        </w:rPr>
-        <w:t>===</w:t>
-      </w:r>
-      <w:r>
-        <w:rPr>
-          <w:rStyle w:val="NormalTok"/>
-        </w:rPr>
-        <w:t xml:space="preserve"> </w:t>
-      </w:r>
-      <w:r>
-        <w:rPr>
-          <w:rStyle w:val="StringTok"/>
-        </w:rPr>
-        <w:t>'5'</w:t>
-      </w:r>
-    </w:p>
-    <w:p>
-      <w:pPr>
-        <w:pStyle w:val="FirstParagraph"/>
-      </w:pPr>
-      <w:r>
-        <w:t>returns false because strict equality compares values without that implicit conversion.</w:t>
-      </w:r>
-    </w:p>
-    <w:p>
-      <w:pPr>
-        <w:pStyle w:val="a0"/>
-      </w:pPr>
-      <w:r>
-        <w:rPr>
-          <w:b/>
-          <w:bCs/>
-        </w:rPr>
-        <w:t xml:space="preserve">На экране открыть </w:t>
-      </w:r>
-      <w:r>
-        <w:rPr>
-          <w:rStyle w:val="VerbatimChar"/>
-          <w:b/>
-          <w:bCs/>
-        </w:rPr>
-        <w:t>.prettierrc</w:t>
-      </w:r>
-      <w:r>
-        <w:rPr>
-          <w:b/>
-          <w:bCs/>
-        </w:rPr>
-        <w:t>.</w:t>
-      </w:r>
-    </w:p>
-    <w:p>
-      <w:pPr>
-        <w:pStyle w:val="a0"/>
-        <w:rPr>
-          <w:lang w:val="ru-RU"/>
-        </w:rPr>
+    </w:p>
+    <w:p>
+      <w:pPr>
+        <w:pStyle w:val="a0"/>
       </w:pPr>
       <w:r>
         <w:t>Prettier has a separate configuration.</w:t>
@@ -1135,31 +1030,15 @@
     <w:p>
       <w:pPr>
         <w:pStyle w:val="a0"/>
-        <w:rPr>
-          <w:lang w:val="ru-RU"/>
-        </w:rPr>
-      </w:pPr>
-      <w:r>
-        <w:t xml:space="preserve">So </w:t>
-      </w:r>
-      <w:proofErr w:type="spellStart"/>
-      <w:r>
-        <w:t>ESLint</w:t>
-      </w:r>
-      <w:proofErr w:type="spellEnd"/>
-      <w:r>
-        <w:t xml:space="preserve"> and Prettier have different responsibilities.</w:t>
-      </w:r>
-      <w:r>
-        <w:t xml:space="preserve"> </w:t>
-      </w:r>
-      <w:proofErr w:type="spellStart"/>
-      <w:r>
-        <w:t>ESLint</w:t>
-      </w:r>
-      <w:proofErr w:type="spellEnd"/>
-      <w:r>
-        <w:t xml:space="preserve"> analyzes code quality and programming constructions.</w:t>
+      </w:pPr>
+      <w:r>
+        <w:t>So ESLint and Prettier have different responsibilities.</w:t>
+      </w:r>
+      <w:r>
+        <w:t xml:space="preserve"> </w:t>
+      </w:r>
+      <w:r>
+        <w:t>ESLint analyzes code quality and programming constructions.</w:t>
       </w:r>
       <w:r>
         <w:t xml:space="preserve"> </w:t>
@@ -1190,38 +1069,55 @@
       </w:pPr>
       <w:r>
         <w:lastRenderedPageBreak/>
-        <w:t xml:space="preserve">Speaker 4 — Normal execution and </w:t>
-      </w:r>
-      <w:proofErr w:type="spellStart"/>
-      <w:r>
-        <w:t>ESLint</w:t>
-      </w:r>
-      <w:proofErr w:type="spellEnd"/>
-      <w:r>
-        <w:t xml:space="preserve"> edge case</w:t>
+        <w:t>Speaker 4 — Normal execution and ESLint edge case</w:t>
       </w:r>
       <w:bookmarkStart w:id="7" w:name="время-3-минуты"/>
     </w:p>
     <w:p>
       <w:pPr>
         <w:pStyle w:val="FirstParagraph"/>
-        <w:rPr>
-          <w:lang w:val="ru-RU"/>
-        </w:rPr>
-      </w:pPr>
-      <w:r>
-        <w:rPr>
-          <w:b/>
-          <w:bCs/>
-          <w:lang w:val="ru-RU"/>
-        </w:rPr>
-        <w:t>На экране:</w:t>
-      </w:r>
-      <w:r>
-        <w:rPr>
-          <w:lang w:val="ru-RU"/>
-        </w:rPr>
-        <w:t xml:space="preserve"> терминал.</w:t>
+      </w:pPr>
+      <w:r>
+        <w:rPr>
+          <w:b/>
+          <w:bCs/>
+          <w:lang w:val="ru-RU"/>
+        </w:rPr>
+        <w:t>На</w:t>
+      </w:r>
+      <w:r>
+        <w:rPr>
+          <w:b/>
+          <w:bCs/>
+        </w:rPr>
+        <w:t xml:space="preserve"> </w:t>
+      </w:r>
+      <w:r>
+        <w:rPr>
+          <w:b/>
+          <w:bCs/>
+          <w:lang w:val="ru-RU"/>
+        </w:rPr>
+        <w:t>экране</w:t>
+      </w:r>
+      <w:r>
+        <w:rPr>
+          <w:b/>
+          <w:bCs/>
+        </w:rPr>
+        <w:t>:</w:t>
+      </w:r>
+      <w:r>
+        <w:t xml:space="preserve"> </w:t>
+      </w:r>
+      <w:r>
+        <w:rPr>
+          <w:lang w:val="ru-RU"/>
+        </w:rPr>
+        <w:t>терминал</w:t>
+      </w:r>
+      <w:r>
+        <w:t>.</w:t>
       </w:r>
     </w:p>
     <w:p>
@@ -1247,7 +1143,6 @@
           <w:bCs/>
         </w:rPr>
       </w:pPr>
-      <w:proofErr w:type="spellStart"/>
       <w:r>
         <w:rPr>
           <w:rStyle w:val="ExtensionTok"/>
@@ -1256,7 +1151,6 @@
         </w:rPr>
         <w:t>npm</w:t>
       </w:r>
-      <w:proofErr w:type="spellEnd"/>
       <w:r>
         <w:rPr>
           <w:rStyle w:val="NormalTok"/>
@@ -1307,7 +1201,6 @@
           <w:lang w:val="ru-RU"/>
         </w:rPr>
       </w:pPr>
-      <w:proofErr w:type="spellStart"/>
       <w:r>
         <w:rPr>
           <w:rStyle w:val="ExtensionTok"/>
@@ -1316,7 +1209,6 @@
         </w:rPr>
         <w:t>npm</w:t>
       </w:r>
-      <w:proofErr w:type="spellEnd"/>
       <w:r>
         <w:rPr>
           <w:rStyle w:val="NormalTok"/>
@@ -1363,15 +1255,7 @@
         <w:t xml:space="preserve"> </w:t>
       </w:r>
       <w:r>
-        <w:t xml:space="preserve">Now we </w:t>
-      </w:r>
-      <w:proofErr w:type="gramStart"/>
-      <w:r>
-        <w:t>have to</w:t>
-      </w:r>
-      <w:proofErr w:type="gramEnd"/>
-      <w:r>
-        <w:t xml:space="preserve"> demonstrate an abnormal situation, which is required by the assignment.</w:t>
+        <w:t>Now we have to demonstrate an abnormal situation, which is required by the assignment.</w:t>
       </w:r>
     </w:p>
     <w:p>
@@ -1389,7 +1273,6 @@
         </w:rPr>
         <w:t xml:space="preserve">Открыть </w:t>
       </w:r>
-      <w:proofErr w:type="spellStart"/>
       <w:r>
         <w:rPr>
           <w:rStyle w:val="VerbatimChar"/>
@@ -1398,7 +1281,6 @@
         </w:rPr>
         <w:t>src</w:t>
       </w:r>
-      <w:proofErr w:type="spellEnd"/>
       <w:r>
         <w:rPr>
           <w:rStyle w:val="VerbatimChar"/>
@@ -1425,7 +1307,6 @@
         </w:rPr>
         <w:t>.</w:t>
       </w:r>
-      <w:proofErr w:type="spellStart"/>
       <w:r>
         <w:rPr>
           <w:rStyle w:val="VerbatimChar"/>
@@ -1434,7 +1315,6 @@
         </w:rPr>
         <w:t>js</w:t>
       </w:r>
-      <w:proofErr w:type="spellEnd"/>
       <w:r>
         <w:rPr>
           <w:b/>
@@ -1448,9 +1328,6 @@
       <w:pPr>
         <w:pStyle w:val="SourceCode"/>
         <w:wordWrap/>
-        <w:rPr>
-          <w:lang w:val="ru-RU"/>
-        </w:rPr>
       </w:pPr>
       <w:r>
         <w:rPr>
@@ -1662,7 +1539,6 @@
           <w:bCs/>
         </w:rPr>
       </w:pPr>
-      <w:proofErr w:type="spellStart"/>
       <w:r>
         <w:rPr>
           <w:rStyle w:val="ExtensionTok"/>
@@ -1671,7 +1547,6 @@
         </w:rPr>
         <w:t>npm</w:t>
       </w:r>
-      <w:proofErr w:type="spellEnd"/>
       <w:r>
         <w:rPr>
           <w:rStyle w:val="NormalTok"/>
@@ -1709,13 +1584,8 @@
       <w:pPr>
         <w:pStyle w:val="a0"/>
       </w:pPr>
-      <w:proofErr w:type="spellStart"/>
-      <w:r>
-        <w:t>ESLint</w:t>
-      </w:r>
-      <w:proofErr w:type="spellEnd"/>
-      <w:r>
-        <w:t xml:space="preserve"> now reports the violations.</w:t>
+      <w:r>
+        <w:t>ESLint now reports the violations.</w:t>
       </w:r>
       <w:r>
         <w:t xml:space="preserve"> </w:t>
@@ -1733,15 +1603,7 @@
         <w:t xml:space="preserve"> </w:t>
       </w:r>
       <w:r>
-        <w:t xml:space="preserve">Now we will try automatic </w:t>
-      </w:r>
-      <w:proofErr w:type="gramStart"/>
-      <w:r>
-        <w:t>correction</w:t>
-      </w:r>
-      <w:proofErr w:type="gramEnd"/>
-      <w:r>
-        <w:t>.</w:t>
+        <w:t>Now we will try automatic correction.</w:t>
       </w:r>
     </w:p>
     <w:p>
@@ -1751,10 +1613,8 @@
         <w:rPr>
           <w:b/>
           <w:bCs/>
-          <w:lang w:val="ru-RU"/>
-        </w:rPr>
-      </w:pPr>
-      <w:proofErr w:type="spellStart"/>
+        </w:rPr>
+      </w:pPr>
       <w:r>
         <w:rPr>
           <w:rStyle w:val="ExtensionTok"/>
@@ -1763,53 +1623,27 @@
         </w:rPr>
         <w:t>npm</w:t>
       </w:r>
-      <w:proofErr w:type="spellEnd"/>
-      <w:r>
-        <w:rPr>
-          <w:rStyle w:val="NormalTok"/>
-          <w:b/>
-          <w:bCs/>
-        </w:rPr>
-        <w:t xml:space="preserve"> run </w:t>
-      </w:r>
-      <w:proofErr w:type="spellStart"/>
-      <w:proofErr w:type="gramStart"/>
-      <w:r>
-        <w:rPr>
-          <w:rStyle w:val="NormalTok"/>
-          <w:b/>
-          <w:bCs/>
-        </w:rPr>
-        <w:t>lint:fix</w:t>
-      </w:r>
-      <w:proofErr w:type="spellEnd"/>
-      <w:proofErr w:type="gramEnd"/>
-    </w:p>
-    <w:p>
-      <w:pPr>
-        <w:pStyle w:val="a0"/>
-      </w:pPr>
-      <w:proofErr w:type="spellStart"/>
-      <w:r>
-        <w:t>ESLint</w:t>
-      </w:r>
-      <w:proofErr w:type="spellEnd"/>
-      <w:r>
-        <w:t xml:space="preserve"> automatically fixes violations for which a safe fix is available.</w:t>
-      </w:r>
-      <w:r>
-        <w:t xml:space="preserve"> </w:t>
-      </w:r>
-      <w:r>
-        <w:t xml:space="preserve">If some violations remain, they </w:t>
-      </w:r>
-      <w:proofErr w:type="gramStart"/>
-      <w:r>
-        <w:t>have to</w:t>
-      </w:r>
-      <w:proofErr w:type="gramEnd"/>
-      <w:r>
-        <w:t xml:space="preserve"> be corrected manually because a static-analysis tool should not guess the developer’s intention when it cannot make a safe decision.</w:t>
+      <w:r>
+        <w:rPr>
+          <w:rStyle w:val="NormalTok"/>
+          <w:b/>
+          <w:bCs/>
+        </w:rPr>
+        <w:t xml:space="preserve"> run lint:fix</w:t>
+      </w:r>
+    </w:p>
+    <w:p>
+      <w:pPr>
+        <w:pStyle w:val="a0"/>
+      </w:pPr>
+      <w:r>
+        <w:t>ESLint automatically fixes violations for which a safe fix is available.</w:t>
+      </w:r>
+      <w:r>
+        <w:t xml:space="preserve"> </w:t>
+      </w:r>
+      <w:r>
+        <w:t>If some violations remain, they have to be corrected manually because a static-analysis tool should not guess the developer’s intention when it cannot make a safe decision.</w:t>
       </w:r>
     </w:p>
     <w:p>
@@ -1972,22 +1806,11 @@
     <w:p>
       <w:pPr>
         <w:pStyle w:val="FirstParagraph"/>
-        <w:rPr>
-          <w:lang w:val="ru-RU"/>
-        </w:rPr>
-      </w:pPr>
-      <w:proofErr w:type="spellStart"/>
-      <w:r>
-        <w:t>Удалить</w:t>
-      </w:r>
-      <w:proofErr w:type="spellEnd"/>
-      <w:r>
-        <w:t>:</w:t>
-      </w:r>
-      <w:r>
-        <w:rPr>
-          <w:lang w:val="ru-RU"/>
-        </w:rPr>
+      </w:pPr>
+      <w:r>
+        <w:t>Удалить:</w:t>
+      </w:r>
+      <w:r>
         <w:t xml:space="preserve"> </w:t>
       </w:r>
       <w:r>
@@ -2034,10 +1857,8 @@
         <w:rPr>
           <w:b/>
           <w:bCs/>
-          <w:lang w:val="ru-RU"/>
-        </w:rPr>
-      </w:pPr>
-      <w:proofErr w:type="spellStart"/>
+        </w:rPr>
+      </w:pPr>
       <w:r>
         <w:rPr>
           <w:rStyle w:val="ExtensionTok"/>
@@ -2046,7 +1867,6 @@
         </w:rPr>
         <w:t>npm</w:t>
       </w:r>
-      <w:proofErr w:type="spellEnd"/>
       <w:r>
         <w:rPr>
           <w:rStyle w:val="NormalTok"/>
@@ -2103,14 +1923,12 @@
         </w:rPr>
         <w:t xml:space="preserve"> </w:t>
       </w:r>
-      <w:proofErr w:type="spellStart"/>
       <w:r>
         <w:rPr>
           <w:rStyle w:val="VerbatimChar"/>
         </w:rPr>
         <w:t>src</w:t>
       </w:r>
-      <w:proofErr w:type="spellEnd"/>
       <w:r>
         <w:rPr>
           <w:rStyle w:val="VerbatimChar"/>
@@ -2131,14 +1949,12 @@
         </w:rPr>
         <w:t>.</w:t>
       </w:r>
-      <w:proofErr w:type="spellStart"/>
       <w:r>
         <w:rPr>
           <w:rStyle w:val="VerbatimChar"/>
         </w:rPr>
         <w:t>js</w:t>
       </w:r>
-      <w:proofErr w:type="spellEnd"/>
       <w:r>
         <w:rPr>
           <w:lang w:val="ru-RU"/>
@@ -2151,15 +1967,7 @@
         <w:pStyle w:val="a0"/>
       </w:pPr>
       <w:r>
-        <w:t xml:space="preserve">Unlike </w:t>
-      </w:r>
-      <w:proofErr w:type="spellStart"/>
-      <w:r>
-        <w:t>ESLint</w:t>
-      </w:r>
-      <w:proofErr w:type="spellEnd"/>
-      <w:r>
-        <w:t>, Prettier is mainly responsible for formatting rather than program logic.</w:t>
+        <w:t>Unlike ESLint, Prettier is mainly responsible for formatting rather than program logic.</w:t>
       </w:r>
       <w:r>
         <w:t xml:space="preserve"> </w:t>
@@ -2184,9 +1992,6 @@
       <w:pPr>
         <w:pStyle w:val="SourceCode"/>
         <w:wordWrap/>
-        <w:rPr>
-          <w:lang w:val="ru-RU"/>
-        </w:rPr>
       </w:pPr>
       <w:r>
         <w:rPr>
@@ -2257,7 +2062,6 @@
           <w:bCs/>
         </w:rPr>
       </w:pPr>
-      <w:proofErr w:type="spellStart"/>
       <w:r>
         <w:rPr>
           <w:rStyle w:val="ExtensionTok"/>
@@ -2266,27 +2070,14 @@
         </w:rPr>
         <w:t>npm</w:t>
       </w:r>
-      <w:proofErr w:type="spellEnd"/>
-      <w:r>
-        <w:rPr>
-          <w:rStyle w:val="NormalTok"/>
-          <w:b/>
-          <w:bCs/>
-        </w:rPr>
-        <w:t xml:space="preserve"> run </w:t>
-      </w:r>
-      <w:proofErr w:type="spellStart"/>
-      <w:proofErr w:type="gramStart"/>
-      <w:r>
-        <w:rPr>
-          <w:rStyle w:val="NormalTok"/>
-          <w:b/>
-          <w:bCs/>
-        </w:rPr>
-        <w:t>format:check</w:t>
-      </w:r>
-      <w:proofErr w:type="spellEnd"/>
-      <w:proofErr w:type="gramEnd"/>
+      <w:r>
+        <w:rPr>
+          <w:rStyle w:val="NormalTok"/>
+          <w:b/>
+          <w:bCs/>
+        </w:rPr>
+        <w:t xml:space="preserve"> run format:check</w:t>
+      </w:r>
     </w:p>
     <w:p>
       <w:pPr>
@@ -2314,9 +2105,6 @@
     <w:p>
       <w:pPr>
         <w:pStyle w:val="a0"/>
-        <w:rPr>
-          <w:lang w:val="ru-RU"/>
-        </w:rPr>
       </w:pPr>
       <w:r>
         <w:t>Now we run automatic formatting.</w:t>
@@ -2332,7 +2120,6 @@
           <w:lang w:val="ru-RU"/>
         </w:rPr>
       </w:pPr>
-      <w:proofErr w:type="spellStart"/>
       <w:r>
         <w:rPr>
           <w:rStyle w:val="ExtensionTok"/>
@@ -2341,7 +2128,6 @@
         </w:rPr>
         <w:t>npm</w:t>
       </w:r>
-      <w:proofErr w:type="spellEnd"/>
       <w:r>
         <w:rPr>
           <w:rStyle w:val="NormalTok"/>
@@ -2495,34 +2281,19 @@
       <w:pPr>
         <w:pStyle w:val="SourceCode"/>
         <w:wordWrap/>
-        <w:rPr>
-          <w:lang w:val="ru-RU"/>
-        </w:rPr>
-      </w:pPr>
-      <w:proofErr w:type="spellStart"/>
+      </w:pPr>
       <w:r>
         <w:rPr>
           <w:rStyle w:val="ExtensionTok"/>
         </w:rPr>
         <w:t>npm</w:t>
       </w:r>
-      <w:proofErr w:type="spellEnd"/>
-      <w:r>
-        <w:rPr>
-          <w:rStyle w:val="NormalTok"/>
-        </w:rPr>
-        <w:t xml:space="preserve"> run </w:t>
-      </w:r>
-      <w:proofErr w:type="spellStart"/>
-      <w:proofErr w:type="gramStart"/>
-      <w:r>
-        <w:rPr>
-          <w:rStyle w:val="NormalTok"/>
-        </w:rPr>
-        <w:t>format:check</w:t>
-      </w:r>
-      <w:proofErr w:type="spellEnd"/>
-      <w:proofErr w:type="gramEnd"/>
+      <w:r>
+        <w:rPr>
+          <w:rStyle w:val="NormalTok"/>
+        </w:rPr>
+        <w:t xml:space="preserve"> run format:check</w:t>
+      </w:r>
     </w:p>
     <w:p>
       <w:pPr>
@@ -2588,14 +2359,12 @@
           <w:lang w:val="ru-RU"/>
         </w:rPr>
       </w:pPr>
-      <w:proofErr w:type="spellStart"/>
       <w:r>
         <w:rPr>
           <w:rStyle w:val="ExtensionTok"/>
         </w:rPr>
         <w:t>npm</w:t>
       </w:r>
-      <w:proofErr w:type="spellEnd"/>
       <w:r>
         <w:rPr>
           <w:rStyle w:val="NormalTok"/>
@@ -2605,14 +2374,12 @@
       <w:r>
         <w:br/>
       </w:r>
-      <w:proofErr w:type="spellStart"/>
       <w:r>
         <w:rPr>
           <w:rStyle w:val="ExtensionTok"/>
         </w:rPr>
         <w:t>npm</w:t>
       </w:r>
-      <w:proofErr w:type="spellEnd"/>
       <w:r>
         <w:rPr>
           <w:rStyle w:val="NormalTok"/>
@@ -2625,15 +2392,7 @@
         <w:pStyle w:val="a0"/>
       </w:pPr>
       <w:r>
-        <w:t xml:space="preserve">Both quality checks now </w:t>
-      </w:r>
-      <w:proofErr w:type="gramStart"/>
-      <w:r>
-        <w:t>pass</w:t>
-      </w:r>
-      <w:proofErr w:type="gramEnd"/>
-      <w:r>
-        <w:t xml:space="preserve"> and the application still works correctly.</w:t>
+        <w:t>Both quality checks now pass and the application still works correctly.</w:t>
       </w:r>
       <w:r>
         <w:t xml:space="preserve"> </w:t>
@@ -2667,17 +2426,9 @@
     <w:p>
       <w:pPr>
         <w:pStyle w:val="a0"/>
-        <w:rPr>
-          <w:lang w:val="ru-RU"/>
-        </w:rPr>
-      </w:pPr>
-      <w:proofErr w:type="spellStart"/>
-      <w:r>
-        <w:t>ESLint</w:t>
-      </w:r>
-      <w:proofErr w:type="spellEnd"/>
-      <w:r>
-        <w:t xml:space="preserve"> can automatically fix some problems, but other violations still require a decision from the developer.</w:t>
+      </w:pPr>
+      <w:r>
+        <w:t>ESLint can automatically fix some problems, but other violations still require a decision from the developer.</w:t>
       </w:r>
       <w:bookmarkStart w:id="10" w:name="команды-в-порядке-демонстрации"/>
       <w:bookmarkEnd w:id="8"/>
